--- a/ky/discovery-articles/6.4 Транзистор.docx
+++ b/ky/discovery-articles/6.4 Транзистор.docx
@@ -4,512 +4,339 @@
   <w:body>
     <w:p>
       <w:pPr>
-        <w:keepNext/>
-        <w:spacing w:before="280" w:after="120"/>
+        <w:pStyle w:val="Title"/>
+        <w:widowControl/>
       </w:pPr>
       <w:r>
-        <w:rPr>
-          <w:rFonts w:ascii="Calibri" w:hAnsi="Calibri" w:eastAsia="Calibri"/>
-          <w:b/>
-          <w:i w:val="0"/>
-          <w:color w:val="004E8C"/>
-          <w:sz w:val="44"/>
-        </w:rPr>
         <w:t>6.4 Транзистор</w:t>
       </w:r>
     </w:p>
     <w:p>
       <w:pPr>
-        <w:spacing w:after="80"/>
+        <w:keepNext/>
+        <w:widowControl/>
       </w:pPr>
       <w:r>
         <w:rPr>
-          <w:rFonts w:ascii="Calibri" w:hAnsi="Calibri" w:eastAsia="Calibri"/>
-          <w:b w:val="0"/>
-          <w:i/>
-          <w:color w:val="505050"/>
-          <w:sz w:val="22"/>
+          <w:sz w:val="20"/>
         </w:rPr>
         <w:t>6. Санарип технологиялар, космос жана байланыш</w:t>
       </w:r>
     </w:p>
     <w:p>
       <w:pPr>
-        <w:spacing w:after="200"/>
+        <w:keepNext/>
+        <w:widowControl/>
       </w:pPr>
       <w:r>
         <w:rPr>
-          <w:rFonts w:ascii="Calibri" w:hAnsi="Calibri" w:eastAsia="Calibri"/>
-          <w:b w:val="0"/>
-          <w:i/>
-          <w:sz w:val="22"/>
+          <w:sz w:val="20"/>
         </w:rPr>
-        <w:t>Мезгил: 1947-жыл (Bell Labs лабораториясында ойлоп табылган); 1950-жылдардын ортосунан тартып кеңири коммерциялык колдонуу | Негизги өкүлдөр: Уильям Шокли; Жон Бардин; Уолтер Браттейн</w:t>
+        <w:t>Мезгил: 1947-жыл (Bell Labsтагы ойлоп табуу); 1950-жылдардын ортосунан кеңири коммерциялык колдонуу | Негизги салым кошкондор: Уильям Шокли; Жон Бардин; Уолтер Браттейн</w:t>
       </w:r>
     </w:p>
     <w:p>
       <w:pPr>
-        <w:spacing w:after="160" w:line="276" w:lineRule="auto"/>
+        <w:widowControl/>
       </w:pPr>
       <w:r>
-        <w:rPr>
-          <w:rFonts w:ascii="Calibri" w:hAnsi="Calibri" w:eastAsia="Calibri"/>
-          <w:b w:val="0"/>
-          <w:i w:val="0"/>
-          <w:sz w:val="22"/>
-        </w:rPr>
-        <w:t>Транзистор — электр сигналын которуучу же күчөтүүчү өтө кичинекей жарым өткөргүч түзүлүш. Ал ысып кетчү, морт электрондук лампаларды алмаштырып, көчмө электрониканы жана азыркы компьютерлерди мүмкүн кылды.</w:t>
+        <w:t>Транзистор электр сигналын кошуп-өчүргөн же күчөткөн чакан жарым өткөргүч түзмөк. Ал ысык, морт вакуум лампаларды алмаштырып, көчмө электроникага жана азыркы компьютерге жол ачкан.</w:t>
       </w:r>
     </w:p>
     <w:p>
       <w:pPr>
-        <w:keepNext/>
-        <w:spacing w:before="240" w:after="120"/>
+        <w:pStyle w:val="Heading1"/>
+        <w:widowControl/>
       </w:pPr>
       <w:r>
-        <w:rPr>
-          <w:rFonts w:ascii="Calibri" w:hAnsi="Calibri" w:eastAsia="Calibri"/>
-          <w:b/>
-          <w:i w:val="0"/>
-          <w:color w:val="004E8C"/>
-          <w:sz w:val="28"/>
-        </w:rPr>
-        <w:t>Негизги фактылар</w:t>
+        <w:t>Негизги маалыматтар</w:t>
       </w:r>
     </w:p>
     <w:p>
       <w:pPr>
         <w:pStyle w:val="ListBullet"/>
+        <w:widowControl/>
       </w:pPr>
       <w:r>
-        <w:rPr>
-          <w:rFonts w:ascii="Calibri" w:hAnsi="Calibri" w:eastAsia="Calibri"/>
-          <w:b w:val="0"/>
-          <w:i w:val="0"/>
-          <w:sz w:val="22"/>
-        </w:rPr>
-        <w:t>Жон Бардин, Уолтер Браттейн жана Уильям Шокли Bell Labs лабораториясында алгачкы транзисторду жасашкан</w:t>
+        <w:t>Жон Бардин, Уолтер Браттейн жана Уильям Шокли Bell Labsта алгачкы транзисторду түзгөн.</w:t>
       </w:r>
     </w:p>
     <w:p>
       <w:pPr>
         <w:pStyle w:val="ListBullet"/>
+        <w:widowControl/>
       </w:pPr>
       <w:r>
-        <w:rPr>
-          <w:rFonts w:ascii="Calibri" w:hAnsi="Calibri" w:eastAsia="Calibri"/>
-          <w:b w:val="0"/>
-          <w:i w:val="0"/>
-          <w:sz w:val="22"/>
-        </w:rPr>
-        <w:t>Чекиттик контакттуу транзистор 1947-жылдын декабрында иштеген</w:t>
+        <w:t>Чекиттик контакттуу транзистор 1947-жылдын декабрында иштеген.</w:t>
       </w:r>
     </w:p>
     <w:p>
       <w:pPr>
         <w:pStyle w:val="ListBullet"/>
+        <w:widowControl/>
       </w:pPr>
       <w:r>
-        <w:rPr>
-          <w:rFonts w:ascii="Calibri" w:hAnsi="Calibri" w:eastAsia="Calibri"/>
-          <w:b w:val="0"/>
-          <w:i w:val="0"/>
-          <w:sz w:val="22"/>
-        </w:rPr>
-        <w:t>Жарым өткөргүч — электр өткөрүмдүүлүгүн так башкарууга боло турган материал</w:t>
+        <w:t>Жарым өткөргүч — электр өткөрүүсүн так башкарууга боло турган материал.</w:t>
       </w:r>
     </w:p>
     <w:p>
       <w:pPr>
         <w:pStyle w:val="ListBullet"/>
+        <w:widowControl/>
       </w:pPr>
       <w:r>
-        <w:rPr>
-          <w:rFonts w:ascii="Calibri" w:hAnsi="Calibri" w:eastAsia="Calibri"/>
-          <w:b w:val="0"/>
-          <w:i w:val="0"/>
-          <w:sz w:val="22"/>
-        </w:rPr>
-        <w:t>Транзисторлор компьютердик чиптердин негизги курулуш бөлүктөрү</w:t>
+        <w:t>Транзисторлор компьютер чиптеринин курулуш бөлүктөрү.</w:t>
       </w:r>
     </w:p>
     <w:p>
       <w:pPr>
         <w:pStyle w:val="ListBullet"/>
+        <w:widowControl/>
       </w:pPr>
       <w:r>
-        <w:rPr>
-          <w:rFonts w:ascii="Calibri" w:hAnsi="Calibri" w:eastAsia="Calibri"/>
-          <w:b w:val="0"/>
-          <w:i w:val="0"/>
-          <w:sz w:val="22"/>
-        </w:rPr>
-        <w:t>1956-жылкы физика боюнча Нобель сыйлыгы бул ойлоп табууну тааныган</w:t>
+        <w:t>Ойлоп табуу 1956-жылкы физика боюнча Нобель сыйлыгына татыган.</w:t>
       </w:r>
     </w:p>
     <w:p>
       <w:pPr>
-        <w:keepNext/>
-        <w:spacing w:before="240" w:after="120"/>
+        <w:pStyle w:val="Heading1"/>
+        <w:widowControl/>
       </w:pPr>
       <w:r>
-        <w:rPr>
-          <w:rFonts w:ascii="Calibri" w:hAnsi="Calibri" w:eastAsia="Calibri"/>
-          <w:b/>
-          <w:i w:val="0"/>
-          <w:color w:val="004E8C"/>
-          <w:sz w:val="28"/>
-        </w:rPr>
-        <w:t>Бул эмне</w:t>
+        <w:t>Бул эмне?</w:t>
       </w:r>
     </w:p>
     <w:p>
       <w:pPr>
-        <w:spacing w:after="160" w:line="276" w:lineRule="auto"/>
+        <w:widowControl/>
       </w:pPr>
       <w:r>
-        <w:rPr>
-          <w:rFonts w:ascii="Calibri" w:hAnsi="Calibri" w:eastAsia="Calibri"/>
-          <w:b w:val="0"/>
-          <w:i w:val="0"/>
-          <w:sz w:val="22"/>
-        </w:rPr>
-        <w:t>Транзистор кичинекей электр сигналы менен чоңураак токту башкарат. Ал токту күйгүзүп-өчүргөн которгуч же алсыз сигналды күчөткөн күчөткүч катары иштей алат. Транзисторлордун көбү электрдик касиетин жөнгө салууга боло турган кремний жарым өткөргүчүнөн жасалат. Аны өтө тез кранга салыштырууга болот: кичинекей башкаруучу белги токтун өтөр-өтпөсүн чечет.</w:t>
+        <w:t>Транзистор кичинекей электр сигналы менен чоңураак токту башкарат. Ал өчүргүч же алсыз сигналды күчөткөн күчөткүч болуп иштейт. Көп транзистор электр касиети жөнгө салынган кремний жарым өткөргүчүн колдонот. Муну өтө тез кранга салыштырса болот: кичинекей башкаруу ток өтөр-өтпөсүн чечет.</w:t>
       </w:r>
     </w:p>
     <w:p>
       <w:pPr>
-        <w:keepNext/>
-        <w:spacing w:before="240" w:after="120"/>
+        <w:pStyle w:val="Heading1"/>
+        <w:widowControl/>
       </w:pPr>
       <w:r>
-        <w:rPr>
-          <w:rFonts w:ascii="Calibri" w:hAnsi="Calibri" w:eastAsia="Calibri"/>
-          <w:b/>
-          <w:i w:val="0"/>
-          <w:color w:val="004E8C"/>
-          <w:sz w:val="28"/>
-        </w:rPr>
-        <w:t>Аны ким ачкан же ойлоп тапкан</w:t>
+        <w:t xml:space="preserve">Ким ойлоп тапкан</w:t>
       </w:r>
     </w:p>
     <w:p>
       <w:pPr>
-        <w:spacing w:after="160" w:line="276" w:lineRule="auto"/>
+        <w:widowControl/>
       </w:pPr>
       <w:r>
-        <w:rPr>
-          <w:rFonts w:ascii="Calibri" w:hAnsi="Calibri" w:eastAsia="Calibri"/>
-          <w:b w:val="0"/>
-          <w:i w:val="0"/>
-          <w:sz w:val="22"/>
-        </w:rPr>
-        <w:t>Жон Бардин менен Уолтер Браттейн 1947-жылдын декабрында Bell Labs лабораториясында иштеген алгачкы чекиттик контакттуу транзисторду көрсөтүшкөн. Андан соң Уильям Шокли өндүрүүгө ыңгайлуураак кошулган катмарлуу транзисторду иштеп чыккан. Үчөө 1956-жылы физика боюнча Нобель сыйлыгын бөлүшкөн. Алардын жетишкендиги кристаллдар менен жарым өткөргүч беттерин көп жыл изилдөөгө таянган.</w:t>
+        <w:t>Жон Бардин менен Уолтер Браттейн 1947-жылдын декабрында Bell Labsта алгачкы иштеген чекиттик контакттуу транзисторду көрсөткөн. Уильям Шокли кийин өндүрүүгө ыңгайлуураак өтмөктүү транзисторду иштеп чыккан. Үчөө 1956-жылкы физика Нобель сыйлыгын бөлүшкөн. Иш кристалл жана жарым өткөргүч беттерин көп жыл изилдөөгө таянган.</w:t>
       </w:r>
     </w:p>
     <w:p>
       <w:pPr>
-        <w:keepNext/>
-        <w:spacing w:before="240" w:after="120"/>
+        <w:pStyle w:val="Heading1"/>
+        <w:widowControl/>
       </w:pPr>
       <w:r>
-        <w:rPr>
-          <w:rFonts w:ascii="Calibri" w:hAnsi="Calibri" w:eastAsia="Calibri"/>
-          <w:b/>
-          <w:i w:val="0"/>
-          <w:color w:val="004E8C"/>
-          <w:sz w:val="28"/>
-        </w:rPr>
-        <w:t>Качан жана кантип пайда болгон</w:t>
+        <w:t>Качан жана кантип пайда болгон?</w:t>
       </w:r>
     </w:p>
     <w:p>
       <w:pPr>
-        <w:spacing w:after="160" w:line="276" w:lineRule="auto"/>
+        <w:widowControl/>
       </w:pPr>
       <w:r>
-        <w:rPr>
-          <w:rFonts w:ascii="Calibri" w:hAnsi="Calibri" w:eastAsia="Calibri"/>
-          <w:b w:val="0"/>
-          <w:i w:val="0"/>
-          <w:sz w:val="22"/>
-        </w:rPr>
-        <w:t>Bell Labs телефон тармактары үчүн кичирээк жана ишенимдүү күчөткүч менен которгуч издеген. Электрондук лампалар бул ишти аткарганы менен, көп электр сарптап, ысып жана бат бузулчу. Согуш мезгилиндеги изилдөөлөр жарым өткөргүч материалдар тууралуу билимди жакшырткан. 1950-жылдары жаңы түзүлүш кулак аппараттарына, көчмө радиолорго жана компьютерлерге кире баштады.</w:t>
+        <w:t>Bell Labs телефон тармактарына кичине жана ишенимдүү күчөткүч менен өчүргүч каалаган. Вакуум лампа ишти аткарганы менен көп энергия жеп, ысып, көп бузулган. Согуш мезгилиндеги изилдөө жарым өткөргүч материал билимин жакшырткан. Жаңы түзмөк 1950-жылдары угуу аппараттарына, көчмө радиого жана компьютерлерге кирген.</w:t>
       </w:r>
     </w:p>
     <w:p>
       <w:pPr>
-        <w:keepNext/>
-        <w:spacing w:before="240" w:after="120"/>
+        <w:pStyle w:val="Heading1"/>
+        <w:widowControl/>
       </w:pPr>
       <w:r>
-        <w:rPr>
-          <w:rFonts w:ascii="Calibri" w:hAnsi="Calibri" w:eastAsia="Calibri"/>
-          <w:b/>
-          <w:i w:val="0"/>
-          <w:color w:val="004E8C"/>
-          <w:sz w:val="28"/>
-        </w:rPr>
-        <w:t>Илимий жактан мааниси</w:t>
+        <w:t>Илим үчүн мааниси</w:t>
       </w:r>
     </w:p>
     <w:p>
       <w:pPr>
-        <w:spacing w:after="160" w:line="276" w:lineRule="auto"/>
+        <w:widowControl/>
       </w:pPr>
       <w:r>
-        <w:rPr>
-          <w:rFonts w:ascii="Calibri" w:hAnsi="Calibri" w:eastAsia="Calibri"/>
-          <w:b w:val="0"/>
-          <w:i w:val="0"/>
-          <w:sz w:val="22"/>
-        </w:rPr>
-        <w:t>Транзистор кристаллдын ичиндеги кванттык кубулуштарды инженердик жол менен башкарууга болорун көрсөттү. Ал физиканы, химияны жана электр инженериясын бир пайдалуу тетикте бириктирди. Санарип схемалар биттерди көрсөтүү үчүн транзисторлорду күйүп-өчүүчү которгуч катары колдонот. Ар бир которгуч кичине жана ишенимдүү болгондуктан, инженерлер алардын эбегейсиз санын бир түзүлүшкө бириктире алышат.</w:t>
+        <w:t>Транзистор инженерлер кристалл ичиндеги кванттык жүрүм-турумду башкара аларын көрсөткөн. Ал физика, химия жана электр инженериясын бир пайдалуу бөлүккө бириктирген. Санарип схемалар транзисторду битти билдирген күйүк-өчүк которгуч катары колдонот. Ар бири чакан жана ишенимдүү болгондуктан, өтө көп санын бириктирүүгө болот.</w:t>
       </w:r>
     </w:p>
     <w:p>
       <w:pPr>
-        <w:keepNext/>
-        <w:spacing w:before="240" w:after="120"/>
+        <w:pStyle w:val="Heading1"/>
+        <w:widowControl/>
       </w:pPr>
       <w:r>
-        <w:rPr>
-          <w:rFonts w:ascii="Calibri" w:hAnsi="Calibri" w:eastAsia="Calibri"/>
-          <w:b/>
-          <w:i w:val="0"/>
-          <w:color w:val="004E8C"/>
-          <w:sz w:val="28"/>
-        </w:rPr>
-        <w:t>Кийинки өнүгүүлөргө тийгизген таасири</w:t>
+        <w:t>Кийинки өнүгүүгө тийгизген таасири</w:t>
       </w:r>
     </w:p>
     <w:p>
       <w:pPr>
-        <w:spacing w:after="160" w:line="276" w:lineRule="auto"/>
+        <w:widowControl/>
       </w:pPr>
       <w:r>
-        <w:rPr>
-          <w:rFonts w:ascii="Calibri" w:hAnsi="Calibri" w:eastAsia="Calibri"/>
-          <w:b w:val="0"/>
-          <w:i w:val="0"/>
-          <w:sz w:val="22"/>
-        </w:rPr>
-        <w:t>Интегралдык схема көптөгөн транзисторлорду жана алардын байланыштарын бир кремний бөлүгүнө жайгаштырды. Тетиктер улам кичирейип, кийин бир чипке миллиарддаган транзистор батты. Бүгүн алар логиканы, эс тутумду, радио сигналдарын, сенсорлорду жана электр кубатын башкарат. Азыркы эсептөө техникасынын мүмкүнчүлүгү жарым-жартылай чиптеги пайдалуу транзисторлордун саны менен өлчөнөт.</w:t>
+        <w:t>Интегралдык схема көп транзистор менен алардын байланышын бир кремний бөлүгүнө жайгаштырган. Улам кичирейтүү кийин бир чипке миллиарддаганын батырган. Транзистор азыр логикада, эс тутумда, радиосигналда, сенсордо жана электр кубатын башкарууда иштейт. Азыркы эсептөө мүмкүнчүлүгү жарым-жартылай чиптеги пайдалуу транзистор саны менен бааланат.</w:t>
       </w:r>
     </w:p>
     <w:p>
       <w:pPr>
-        <w:keepNext/>
-        <w:spacing w:before="240" w:after="120"/>
+        <w:pStyle w:val="Heading1"/>
+        <w:widowControl/>
       </w:pPr>
       <w:r>
-        <w:rPr>
-          <w:rFonts w:ascii="Calibri" w:hAnsi="Calibri" w:eastAsia="Calibri"/>
-          <w:b/>
-          <w:i w:val="0"/>
-          <w:color w:val="004E8C"/>
-          <w:sz w:val="28"/>
-        </w:rPr>
-        <w:t>Адамдардын жашоосун кантип өзгөрткөн</w:t>
+        <w:t>Адамдардын жашоосун кантип өзгөрткөн?</w:t>
       </w:r>
     </w:p>
     <w:p>
       <w:pPr>
-        <w:spacing w:after="160" w:line="276" w:lineRule="auto"/>
+        <w:widowControl/>
       </w:pPr>
       <w:r>
-        <w:rPr>
-          <w:rFonts w:ascii="Calibri" w:hAnsi="Calibri" w:eastAsia="Calibri"/>
-          <w:b w:val="0"/>
-          <w:i w:val="0"/>
-          <w:sz w:val="22"/>
-        </w:rPr>
-        <w:t>Транзистор радиону көтөрүп жүрө тургандай, компьютерди үйдө кармай тургандай кичирейтти. Кийин уюлдук телефондорду, медициналык аппараттарды, өнөр жай башкаруусун жана автомобилдеги электрониканы мүмкүн кылды. Жалгыз транзистор бир кирпичтей жөнөкөй, бирок кылдат жайгаштырылган миллиарддаган транзистор кубаттуу процессорду түзөт.</w:t>
+        <w:t>Транзистор радиону көтөрүп жүрүүгө, компьютерди жеке алууга жеткидей кичирейткен. Кийин мобилдик телефонго, медициналык түзмөккө, өндүрүш көзөмөлүнө жана автомобилдин электроникасына шарт түзгөн. Бир транзистор бир кыштай жөнөкөй. Миллиарддаганы кылдат жайгашса, кубаттуу процессор түзүлөт.</w:t>
       </w:r>
     </w:p>
     <w:p>
       <w:pPr>
-        <w:keepNext/>
-        <w:spacing w:before="240" w:after="120"/>
+        <w:pStyle w:val="Heading1"/>
+        <w:widowControl/>
       </w:pPr>
       <w:r>
-        <w:rPr>
-          <w:rFonts w:ascii="Calibri" w:hAnsi="Calibri" w:eastAsia="Calibri"/>
-          <w:b/>
-          <w:i w:val="0"/>
-          <w:color w:val="004E8C"/>
-          <w:sz w:val="28"/>
-        </w:rPr>
-        <w:t>Булактар жана шилтемелер</w:t>
+        <w:t>Булактар жана кошумча окуу</w:t>
       </w:r>
     </w:p>
     <w:p>
       <w:pPr>
-        <w:keepNext/>
-        <w:spacing w:before="240" w:after="120"/>
+        <w:pStyle w:val="Heading2"/>
+        <w:widowControl/>
       </w:pPr>
       <w:r>
         <w:rPr>
-          <w:rFonts w:ascii="Calibri" w:hAnsi="Calibri" w:eastAsia="Calibri"/>
-          <w:b/>
-          <w:i w:val="0"/>
-          <w:color w:val="004E8C"/>
-          <w:sz w:val="24"/>
+          <w:sz w:val="20"/>
         </w:rPr>
-        <w:t>C. Мекемелердин материалдары жана энциклопедиялык булактар</w:t>
+        <w:t>Уюмдардын жана энциклопедиялардын материалдары</w:t>
       </w:r>
     </w:p>
     <w:p>
       <w:pPr>
-        <w:spacing w:after="80"/>
-        <w:ind w:left="360"/>
+        <w:widowControl/>
       </w:pPr>
       <w:r>
         <w:rPr>
-          <w:rFonts w:ascii="Calibri" w:hAnsi="Calibri" w:eastAsia="Calibri"/>
-          <w:b w:val="0"/>
-          <w:i w:val="0"/>
-          <w:sz w:val="22"/>
+          <w:sz w:val="20"/>
         </w:rPr>
-        <w:t>1. Encyclopaedia Britannica. «Транзистор».</w:t>
-      </w:r>
-      <w:r>
-        <w:rPr>
-          <w:rFonts w:ascii="Calibri" w:hAnsi="Calibri" w:eastAsia="Calibri"/>
-          <w:b w:val="0"/>
-          <w:i w:val="0"/>
-          <w:sz w:val="22"/>
-        </w:rPr>
-        <w:t xml:space="preserve"> </w:t>
+        <w:t xml:space="preserve">1. Encyclopaedia Britannica. 'Transistor.' </w:t>
       </w:r>
       <w:hyperlink r:id="rId9">
         <w:r>
           <w:rPr>
-            <w:rFonts w:ascii="Calibri" w:hAnsi="Calibri" w:eastAsia="Calibri"/>
-            <w:b w:val="0"/>
-            <w:i w:val="0"/>
-            <w:sz w:val="22"/>
-            <w:color w:val="0563C1"/>
-            <w:u w:val="single"/>
+            <w:sz w:val="20"/>
           </w:rPr>
           <w:t>https://www.britannica.com/technology/transistor</w:t>
         </w:r>
       </w:hyperlink>
-    </w:p>
-    <w:p>
-      <w:pPr>
-        <w:keepNext/>
-        <w:spacing w:before="240" w:after="120"/>
-      </w:pPr>
       <w:r>
         <w:rPr>
-          <w:rFonts w:ascii="Calibri" w:hAnsi="Calibri" w:eastAsia="Calibri"/>
-          <w:b/>
-          <w:i w:val="0"/>
-          <w:color w:val="004E8C"/>
-          <w:sz w:val="24"/>
+          <w:sz w:val="20"/>
         </w:rPr>
-        <w:t>D. Музейлердин, архивдердин жана китепканалардын материалдары</w:t>
       </w:r>
     </w:p>
     <w:p>
       <w:pPr>
-        <w:spacing w:after="80"/>
-        <w:ind w:left="360"/>
+        <w:pStyle w:val="Heading2"/>
+        <w:widowControl/>
       </w:pPr>
       <w:r>
         <w:rPr>
-          <w:rFonts w:ascii="Calibri" w:hAnsi="Calibri" w:eastAsia="Calibri"/>
-          <w:b w:val="0"/>
-          <w:i w:val="0"/>
-          <w:sz w:val="22"/>
+          <w:sz w:val="20"/>
         </w:rPr>
-        <w:t>1. Computer History Museum. «Кремний кыймылдаткычы: 1947 — чекиттик контакттуу транзистордун ойлоп табылышы».</w:t>
+        <w:t>Музейлердин жана архивдердин материалдары</w:t>
       </w:r>
+    </w:p>
+    <w:p>
+      <w:pPr>
+        <w:widowControl/>
+      </w:pPr>
       <w:r>
         <w:rPr>
-          <w:rFonts w:ascii="Calibri" w:hAnsi="Calibri" w:eastAsia="Calibri"/>
-          <w:b w:val="0"/>
-          <w:i w:val="0"/>
-          <w:sz w:val="22"/>
+          <w:sz w:val="20"/>
         </w:rPr>
-        <w:t xml:space="preserve"> </w:t>
+        <w:t xml:space="preserve">1. Computer History Museum. 'The Silicon Engine: 1947 - Invention of the Point-Contact Transistor.' </w:t>
       </w:r>
       <w:hyperlink r:id="rId10">
         <w:r>
           <w:rPr>
-            <w:rFonts w:ascii="Calibri" w:hAnsi="Calibri" w:eastAsia="Calibri"/>
-            <w:b w:val="0"/>
-            <w:i w:val="0"/>
-            <w:sz w:val="22"/>
-            <w:color w:val="0563C1"/>
-            <w:u w:val="single"/>
+            <w:sz w:val="20"/>
           </w:rPr>
           <w:t>https://www.computerhistory.org/siliconengine/invention-of-the-point-contact-transistor/</w:t>
         </w:r>
       </w:hyperlink>
-    </w:p>
-    <w:p>
-      <w:pPr>
-        <w:keepNext/>
-        <w:spacing w:before="240" w:after="120"/>
-      </w:pPr>
       <w:r>
         <w:rPr>
-          <w:rFonts w:ascii="Calibri" w:hAnsi="Calibri" w:eastAsia="Calibri"/>
-          <w:b/>
-          <w:i w:val="0"/>
-          <w:color w:val="004E8C"/>
-          <w:sz w:val="24"/>
+          <w:sz w:val="20"/>
         </w:rPr>
-        <w:t>G. Космос агенттиктеринин, лабораториялардын жана илимий уюмдардын материалдары</w:t>
       </w:r>
     </w:p>
     <w:p>
       <w:pPr>
-        <w:spacing w:after="80"/>
-        <w:ind w:left="360"/>
+        <w:pStyle w:val="Heading2"/>
+        <w:widowControl/>
       </w:pPr>
       <w:r>
         <w:rPr>
-          <w:rFonts w:ascii="Calibri" w:hAnsi="Calibri" w:eastAsia="Calibri"/>
-          <w:b w:val="0"/>
-          <w:i w:val="0"/>
-          <w:sz w:val="22"/>
+          <w:sz w:val="20"/>
         </w:rPr>
-        <w:t>1. Nobel Prize. «Физика боюнча 1956-жылкы Нобель сыйлыгы».</w:t>
+        <w:t>Илимий уюмдар</w:t>
       </w:r>
+    </w:p>
+    <w:p>
+      <w:pPr>
+        <w:widowControl/>
+      </w:pPr>
       <w:r>
         <w:rPr>
-          <w:rFonts w:ascii="Calibri" w:hAnsi="Calibri" w:eastAsia="Calibri"/>
-          <w:b w:val="0"/>
-          <w:i w:val="0"/>
-          <w:sz w:val="22"/>
+          <w:sz w:val="20"/>
         </w:rPr>
-        <w:t xml:space="preserve"> </w:t>
+        <w:t xml:space="preserve">1. Nobel Prize. 'The Nobel Prize in Physics 1956.' </w:t>
       </w:r>
       <w:hyperlink r:id="rId11">
         <w:r>
           <w:rPr>
-            <w:rFonts w:ascii="Calibri" w:hAnsi="Calibri" w:eastAsia="Calibri"/>
-            <w:b w:val="0"/>
-            <w:i w:val="0"/>
-            <w:sz w:val="22"/>
-            <w:color w:val="0563C1"/>
-            <w:u w:val="single"/>
+            <w:sz w:val="20"/>
           </w:rPr>
           <w:t>https://www.nobelprize.org/prizes/physics/1956/summary/</w:t>
         </w:r>
       </w:hyperlink>
+      <w:r>
+        <w:rPr>
+          <w:sz w:val="20"/>
+        </w:rPr>
+      </w:r>
     </w:p>
     <w:sectPr>
-      <w:pgSz w:w="12240" w:h="15840"/>
-      <w:pgMar w:top="1296" w:right="1440" w:bottom="1296" w:left="1440" w:header="720" w:footer="720" w:gutter="0"/>
+      <w:footerReference w:type="default" r:id="rId12"/>
+      <w:pgSz w:w="11906" w:h="16838"/>
+      <w:pgMar w:top="1020" w:right="1134" w:bottom="1020" w:left="1134" w:header="720" w:footer="720" w:gutter="0"/>
       <w:cols w:space="720"/>
       <w:docGrid w:linePitch="360"/>
     </w:sectPr>
   </w:body>
 </w:document>
+</file>
+
+<file path=word/footer1.xml><?xml version="1.0" encoding="utf-8"?>
+<w:ftr xmlns:m="http://schemas.openxmlformats.org/officeDocument/2006/math" xmlns:mc="http://schemas.openxmlformats.org/markup-compatibility/2006" xmlns:mo="http://schemas.microsoft.com/office/mac/office/2008/main" xmlns:mv="urn:schemas-microsoft-com:mac:vml" xmlns:o="urn:schemas-microsoft-com:office:office" xmlns:r="http://schemas.openxmlformats.org/officeDocument/2006/relationships" xmlns:v="urn:schemas-microsoft-com:vml" xmlns:w10="urn:schemas-microsoft-com:office:word" xmlns:w14="http://schemas.microsoft.com/office/word/2010/wordml" xmlns:w="http://schemas.openxmlformats.org/wordprocessingml/2006/main" xmlns:wne="http://schemas.microsoft.com/office/word/2006/wordml" xmlns:wp14="http://schemas.microsoft.com/office/word/2010/wordprocessingDrawing" xmlns:wp="http://schemas.openxmlformats.org/drawingml/2006/wordprocessingDrawing" xmlns:wpc="http://schemas.microsoft.com/office/word/2010/wordprocessingCanvas" xmlns:wpg="http://schemas.microsoft.com/office/word/2010/wordprocessingGroup" xmlns:wpi="http://schemas.microsoft.com/office/word/2010/wordprocessingInk" xmlns:wps="http://schemas.microsoft.com/office/word/2010/wordprocessingShape" mc:Ignorable="w14 wp14">
+  <w:p>
+    <w:pPr>
+      <w:pStyle w:val="Footer"/>
+      <w:jc w:val="right"/>
+    </w:pPr>
+    <w:fldSimple w:instr="PAGE"/>
+  </w:p>
+</w:ftr>
 </file>
 
 <file path=word/numbering.xml><?xml version="1.0" encoding="utf-8"?>
@@ -720,7 +547,7 @@
   <w:docDefaults>
     <w:rPrDefault>
       <w:rPr>
-        <w:rFonts w:asciiTheme="minorHAnsi" w:eastAsiaTheme="minorEastAsia" w:hAnsiTheme="minorHAnsi" w:cstheme="minorBidi"/>
+        <w:rFonts/>
         <w:sz w:val="22"/>
         <w:szCs w:val="22"/>
         <w:lang w:val="en-US" w:eastAsia="en-US" w:bidi="ar-SA"/>
@@ -875,6 +702,15 @@
     <w:name w:val="Normal"/>
     <w:qFormat/>
     <w:rsid w:val="00FC693F"/>
+    <w:pPr>
+      <w:spacing w:after="120" w:line="259" w:lineRule="auto"/>
+    </w:pPr>
+    <w:rPr>
+      <w:rFonts w:ascii="Times New Roman" w:hAnsi="Times New Roman"/>
+      <w:color w:val="000000"/>
+      <w:sz w:val="24"/>
+      <w:lang w:val="ky-KG"/>
+    </w:rPr>
   </w:style>
   <w:style w:type="paragraph" w:styleId="Header">
     <w:name w:val="header"/>
@@ -931,16 +767,17 @@
     <w:pPr>
       <w:keepNext/>
       <w:keepLines/>
-      <w:spacing w:before="480" w:after="0"/>
+      <w:spacing w:before="480" w:after="120" w:line="259" w:lineRule="auto"/>
       <w:outlineLvl w:val="0"/>
     </w:pPr>
     <w:rPr>
-      <w:rFonts w:asciiTheme="majorHAnsi" w:eastAsiaTheme="majorEastAsia" w:hAnsiTheme="majorHAnsi" w:cstheme="majorBidi"/>
+      <w:rFonts w:ascii="Times New Roman" w:hAnsi="Times New Roman"/>
       <w:b/>
       <w:bCs/>
-      <w:color w:val="365F91" w:themeColor="accent1" w:themeShade="BF"/>
-      <w:sz w:val="28"/>
+      <w:color w:val="000000"/>
+      <w:sz w:val="26"/>
       <w:szCs w:val="28"/>
+      <w:lang w:val="ky-KG"/>
     </w:rPr>
   </w:style>
   <w:style w:type="paragraph" w:styleId="Heading2">
@@ -955,16 +792,17 @@
     <w:pPr>
       <w:keepNext/>
       <w:keepLines/>
-      <w:spacing w:before="200" w:after="0"/>
+      <w:spacing w:before="200" w:after="120" w:line="259" w:lineRule="auto"/>
       <w:outlineLvl w:val="1"/>
     </w:pPr>
     <w:rPr>
-      <w:rFonts w:asciiTheme="majorHAnsi" w:eastAsiaTheme="majorEastAsia" w:hAnsiTheme="majorHAnsi" w:cstheme="majorBidi"/>
+      <w:rFonts w:ascii="Times New Roman" w:hAnsi="Times New Roman"/>
       <w:b/>
       <w:bCs/>
-      <w:color w:val="4F81BD" w:themeColor="accent1"/>
+      <w:color w:val="000000"/>
       <w:sz w:val="26"/>
       <w:szCs w:val="26"/>
+      <w:lang w:val="ky-KG"/>
     </w:rPr>
   </w:style>
   <w:style w:type="paragraph" w:styleId="Heading3">
@@ -983,7 +821,7 @@
       <w:outlineLvl w:val="2"/>
     </w:pPr>
     <w:rPr>
-      <w:rFonts w:asciiTheme="majorHAnsi" w:eastAsiaTheme="majorEastAsia" w:hAnsiTheme="majorHAnsi" w:cstheme="majorBidi"/>
+      <w:rFonts/>
       <w:b/>
       <w:bCs/>
       <w:color w:val="4F81BD" w:themeColor="accent1"/>
@@ -1006,7 +844,7 @@
       <w:outlineLvl w:val="3"/>
     </w:pPr>
     <w:rPr>
-      <w:rFonts w:asciiTheme="majorHAnsi" w:eastAsiaTheme="majorEastAsia" w:hAnsiTheme="majorHAnsi" w:cstheme="majorBidi"/>
+      <w:rFonts/>
       <w:b/>
       <w:bCs/>
       <w:i/>
@@ -1031,7 +869,7 @@
       <w:outlineLvl w:val="4"/>
     </w:pPr>
     <w:rPr>
-      <w:rFonts w:asciiTheme="majorHAnsi" w:eastAsiaTheme="majorEastAsia" w:hAnsiTheme="majorHAnsi" w:cstheme="majorBidi"/>
+      <w:rFonts/>
       <w:color w:val="243F60" w:themeColor="accent1" w:themeShade="7F"/>
     </w:rPr>
   </w:style>
@@ -1052,7 +890,7 @@
       <w:outlineLvl w:val="5"/>
     </w:pPr>
     <w:rPr>
-      <w:rFonts w:asciiTheme="majorHAnsi" w:eastAsiaTheme="majorEastAsia" w:hAnsiTheme="majorHAnsi" w:cstheme="majorBidi"/>
+      <w:rFonts/>
       <w:i/>
       <w:iCs/>
       <w:color w:val="243F60" w:themeColor="accent1" w:themeShade="7F"/>
@@ -1075,7 +913,7 @@
       <w:outlineLvl w:val="6"/>
     </w:pPr>
     <w:rPr>
-      <w:rFonts w:asciiTheme="majorHAnsi" w:eastAsiaTheme="majorEastAsia" w:hAnsiTheme="majorHAnsi" w:cstheme="majorBidi"/>
+      <w:rFonts/>
       <w:i/>
       <w:iCs/>
       <w:color w:val="404040" w:themeColor="text1" w:themeTint="BF"/>
@@ -1098,7 +936,7 @@
       <w:outlineLvl w:val="7"/>
     </w:pPr>
     <w:rPr>
-      <w:rFonts w:asciiTheme="majorHAnsi" w:eastAsiaTheme="majorEastAsia" w:hAnsiTheme="majorHAnsi" w:cstheme="majorBidi"/>
+      <w:rFonts/>
       <w:color w:val="4F81BD" w:themeColor="accent1"/>
       <w:sz w:val="20"/>
       <w:szCs w:val="20"/>
@@ -1121,7 +959,7 @@
       <w:outlineLvl w:val="8"/>
     </w:pPr>
     <w:rPr>
-      <w:rFonts w:asciiTheme="majorHAnsi" w:eastAsiaTheme="majorEastAsia" w:hAnsiTheme="majorHAnsi" w:cstheme="majorBidi"/>
+      <w:rFonts/>
       <w:i/>
       <w:iCs/>
       <w:color w:val="404040" w:themeColor="text1" w:themeTint="BF"/>
@@ -1172,7 +1010,7 @@
     <w:uiPriority w:val="9"/>
     <w:rsid w:val="00FC693F"/>
     <w:rPr>
-      <w:rFonts w:asciiTheme="majorHAnsi" w:eastAsiaTheme="majorEastAsia" w:hAnsiTheme="majorHAnsi" w:cstheme="majorBidi"/>
+      <w:rFonts/>
       <w:b/>
       <w:bCs/>
       <w:color w:val="365F91" w:themeColor="accent1" w:themeShade="BF"/>
@@ -1187,7 +1025,7 @@
     <w:uiPriority w:val="9"/>
     <w:rsid w:val="00FC693F"/>
     <w:rPr>
-      <w:rFonts w:asciiTheme="majorHAnsi" w:eastAsiaTheme="majorEastAsia" w:hAnsiTheme="majorHAnsi" w:cstheme="majorBidi"/>
+      <w:rFonts/>
       <w:b/>
       <w:bCs/>
       <w:color w:val="4F81BD" w:themeColor="accent1"/>
@@ -1202,7 +1040,7 @@
     <w:uiPriority w:val="9"/>
     <w:rsid w:val="00FC693F"/>
     <w:rPr>
-      <w:rFonts w:asciiTheme="majorHAnsi" w:eastAsiaTheme="majorEastAsia" w:hAnsiTheme="majorHAnsi" w:cstheme="majorBidi"/>
+      <w:rFonts/>
       <w:b/>
       <w:bCs/>
       <w:color w:val="4F81BD" w:themeColor="accent1"/>
@@ -1217,19 +1055,17 @@
     <w:qFormat/>
     <w:rsid w:val="00FC693F"/>
     <w:pPr>
-      <w:pBdr>
-        <w:bottom w:val="single" w:sz="8" w:space="4" w:color="4F81BD" w:themeColor="accent1"/>
-      </w:pBdr>
-      <w:spacing w:after="300" w:line="240" w:lineRule="auto"/>
+      <w:spacing w:after="120" w:line="259" w:lineRule="auto"/>
       <w:contextualSpacing/>
     </w:pPr>
     <w:rPr>
-      <w:rFonts w:asciiTheme="majorHAnsi" w:eastAsiaTheme="majorEastAsia" w:hAnsiTheme="majorHAnsi" w:cstheme="majorBidi"/>
-      <w:color w:val="17365D" w:themeColor="text2" w:themeShade="BF"/>
+      <w:rFonts w:ascii="Times New Roman" w:hAnsi="Times New Roman"/>
+      <w:color w:val="000000"/>
       <w:spacing w:val="5"/>
       <w:kern w:val="28"/>
-      <w:sz w:val="52"/>
+      <w:sz w:val="40"/>
       <w:szCs w:val="52"/>
+      <w:lang w:val="ky-KG"/>
     </w:rPr>
   </w:style>
   <w:style w:type="character" w:customStyle="1" w:styleId="TitleChar">
@@ -1239,7 +1075,7 @@
     <w:uiPriority w:val="10"/>
     <w:rsid w:val="00FC693F"/>
     <w:rPr>
-      <w:rFonts w:asciiTheme="majorHAnsi" w:eastAsiaTheme="majorEastAsia" w:hAnsiTheme="majorHAnsi" w:cstheme="majorBidi"/>
+      <w:rFonts/>
       <w:color w:val="17365D" w:themeColor="text2" w:themeShade="BF"/>
       <w:spacing w:val="5"/>
       <w:kern w:val="28"/>
@@ -1261,7 +1097,7 @@
       </w:numPr>
     </w:pPr>
     <w:rPr>
-      <w:rFonts w:asciiTheme="majorHAnsi" w:eastAsiaTheme="majorEastAsia" w:hAnsiTheme="majorHAnsi" w:cstheme="majorBidi"/>
+      <w:rFonts/>
       <w:i/>
       <w:iCs/>
       <w:color w:val="4F81BD" w:themeColor="accent1"/>
@@ -1277,7 +1113,7 @@
     <w:uiPriority w:val="11"/>
     <w:rsid w:val="00FC693F"/>
     <w:rPr>
-      <w:rFonts w:asciiTheme="majorHAnsi" w:eastAsiaTheme="majorEastAsia" w:hAnsiTheme="majorHAnsi" w:cstheme="majorBidi"/>
+      <w:rFonts/>
       <w:i/>
       <w:iCs/>
       <w:color w:val="4F81BD" w:themeColor="accent1"/>
@@ -1402,8 +1238,15 @@
       <w:numPr>
         <w:numId w:val="1"/>
       </w:numPr>
+      <w:spacing w:after="120" w:line="259" w:lineRule="auto"/>
       <w:contextualSpacing/>
     </w:pPr>
+    <w:rPr>
+      <w:rFonts w:ascii="Times New Roman" w:hAnsi="Times New Roman"/>
+      <w:color w:val="000000"/>
+      <w:sz w:val="24"/>
+      <w:lang w:val="ky-KG"/>
+    </w:rPr>
   </w:style>
   <w:style w:type="paragraph" w:styleId="ListBullet2">
     <w:name w:val="List Bullet 2"/>
@@ -1575,7 +1418,7 @@
     <w:semiHidden/>
     <w:rsid w:val="00FC693F"/>
     <w:rPr>
-      <w:rFonts w:asciiTheme="majorHAnsi" w:eastAsiaTheme="majorEastAsia" w:hAnsiTheme="majorHAnsi" w:cstheme="majorBidi"/>
+      <w:rFonts/>
       <w:b/>
       <w:bCs/>
       <w:i/>
@@ -1591,7 +1434,7 @@
     <w:semiHidden/>
     <w:rsid w:val="00FC693F"/>
     <w:rPr>
-      <w:rFonts w:asciiTheme="majorHAnsi" w:eastAsiaTheme="majorEastAsia" w:hAnsiTheme="majorHAnsi" w:cstheme="majorBidi"/>
+      <w:rFonts/>
       <w:color w:val="243F60" w:themeColor="accent1" w:themeShade="7F"/>
     </w:rPr>
   </w:style>
@@ -1603,7 +1446,7 @@
     <w:semiHidden/>
     <w:rsid w:val="00FC693F"/>
     <w:rPr>
-      <w:rFonts w:asciiTheme="majorHAnsi" w:eastAsiaTheme="majorEastAsia" w:hAnsiTheme="majorHAnsi" w:cstheme="majorBidi"/>
+      <w:rFonts/>
       <w:i/>
       <w:iCs/>
       <w:color w:val="243F60" w:themeColor="accent1" w:themeShade="7F"/>
@@ -1617,7 +1460,7 @@
     <w:semiHidden/>
     <w:rsid w:val="00FC693F"/>
     <w:rPr>
-      <w:rFonts w:asciiTheme="majorHAnsi" w:eastAsiaTheme="majorEastAsia" w:hAnsiTheme="majorHAnsi" w:cstheme="majorBidi"/>
+      <w:rFonts/>
       <w:i/>
       <w:iCs/>
       <w:color w:val="404040" w:themeColor="text1" w:themeTint="BF"/>
@@ -1631,7 +1474,7 @@
     <w:semiHidden/>
     <w:rsid w:val="00FC693F"/>
     <w:rPr>
-      <w:rFonts w:asciiTheme="majorHAnsi" w:eastAsiaTheme="majorEastAsia" w:hAnsiTheme="majorHAnsi" w:cstheme="majorBidi"/>
+      <w:rFonts/>
       <w:color w:val="4F81BD" w:themeColor="accent1"/>
       <w:sz w:val="20"/>
       <w:szCs w:val="20"/>
@@ -1645,7 +1488,7 @@
     <w:semiHidden/>
     <w:rsid w:val="00FC693F"/>
     <w:rPr>
-      <w:rFonts w:asciiTheme="majorHAnsi" w:eastAsiaTheme="majorEastAsia" w:hAnsiTheme="majorHAnsi" w:cstheme="majorBidi"/>
+      <w:rFonts/>
       <w:i/>
       <w:iCs/>
       <w:color w:val="404040" w:themeColor="text1" w:themeTint="BF"/>
@@ -1704,9 +1547,6 @@
     <w:qFormat/>
     <w:rsid w:val="00FC693F"/>
     <w:pPr>
-      <w:pBdr>
-        <w:bottom w:val="single" w:sz="4" w:space="4" w:color="4F81BD" w:themeColor="accent1"/>
-      </w:pBdr>
       <w:spacing w:before="200" w:after="280"/>
       <w:ind w:left="936" w:right="936"/>
     </w:pPr>
@@ -3234,7 +3074,7 @@
         <w:spacing w:before="0" w:after="0" w:line="240" w:lineRule="auto"/>
       </w:pPr>
       <w:rPr>
-        <w:rFonts w:asciiTheme="majorHAnsi" w:eastAsiaTheme="majorEastAsia" w:hAnsiTheme="majorHAnsi" w:cstheme="majorBidi"/>
+        <w:rFonts/>
         <w:b/>
         <w:bCs/>
       </w:rPr>
@@ -3255,7 +3095,7 @@
         <w:spacing w:before="0" w:after="0" w:line="240" w:lineRule="auto"/>
       </w:pPr>
       <w:rPr>
-        <w:rFonts w:asciiTheme="majorHAnsi" w:eastAsiaTheme="majorEastAsia" w:hAnsiTheme="majorHAnsi" w:cstheme="majorBidi"/>
+        <w:rFonts/>
         <w:b/>
         <w:bCs/>
       </w:rPr>
@@ -3273,14 +3113,14 @@
     </w:tblStylePr>
     <w:tblStylePr w:type="firstCol">
       <w:rPr>
-        <w:rFonts w:asciiTheme="majorHAnsi" w:eastAsiaTheme="majorEastAsia" w:hAnsiTheme="majorHAnsi" w:cstheme="majorBidi"/>
+        <w:rFonts/>
         <w:b/>
         <w:bCs/>
       </w:rPr>
     </w:tblStylePr>
     <w:tblStylePr w:type="lastCol">
       <w:rPr>
-        <w:rFonts w:asciiTheme="majorHAnsi" w:eastAsiaTheme="majorEastAsia" w:hAnsiTheme="majorHAnsi" w:cstheme="majorBidi"/>
+        <w:rFonts/>
         <w:b/>
         <w:bCs/>
       </w:rPr>
@@ -3364,7 +3204,7 @@
         <w:spacing w:before="0" w:after="0" w:line="240" w:lineRule="auto"/>
       </w:pPr>
       <w:rPr>
-        <w:rFonts w:asciiTheme="majorHAnsi" w:eastAsiaTheme="majorEastAsia" w:hAnsiTheme="majorHAnsi" w:cstheme="majorBidi"/>
+        <w:rFonts/>
         <w:b/>
         <w:bCs/>
       </w:rPr>
@@ -3385,7 +3225,7 @@
         <w:spacing w:before="0" w:after="0" w:line="240" w:lineRule="auto"/>
       </w:pPr>
       <w:rPr>
-        <w:rFonts w:asciiTheme="majorHAnsi" w:eastAsiaTheme="majorEastAsia" w:hAnsiTheme="majorHAnsi" w:cstheme="majorBidi"/>
+        <w:rFonts/>
         <w:b/>
         <w:bCs/>
       </w:rPr>
@@ -3403,14 +3243,14 @@
     </w:tblStylePr>
     <w:tblStylePr w:type="firstCol">
       <w:rPr>
-        <w:rFonts w:asciiTheme="majorHAnsi" w:eastAsiaTheme="majorEastAsia" w:hAnsiTheme="majorHAnsi" w:cstheme="majorBidi"/>
+        <w:rFonts/>
         <w:b/>
         <w:bCs/>
       </w:rPr>
     </w:tblStylePr>
     <w:tblStylePr w:type="lastCol">
       <w:rPr>
-        <w:rFonts w:asciiTheme="majorHAnsi" w:eastAsiaTheme="majorEastAsia" w:hAnsiTheme="majorHAnsi" w:cstheme="majorBidi"/>
+        <w:rFonts/>
         <w:b/>
         <w:bCs/>
       </w:rPr>
@@ -3494,7 +3334,7 @@
         <w:spacing w:before="0" w:after="0" w:line="240" w:lineRule="auto"/>
       </w:pPr>
       <w:rPr>
-        <w:rFonts w:asciiTheme="majorHAnsi" w:eastAsiaTheme="majorEastAsia" w:hAnsiTheme="majorHAnsi" w:cstheme="majorBidi"/>
+        <w:rFonts/>
         <w:b/>
         <w:bCs/>
       </w:rPr>
@@ -3515,7 +3355,7 @@
         <w:spacing w:before="0" w:after="0" w:line="240" w:lineRule="auto"/>
       </w:pPr>
       <w:rPr>
-        <w:rFonts w:asciiTheme="majorHAnsi" w:eastAsiaTheme="majorEastAsia" w:hAnsiTheme="majorHAnsi" w:cstheme="majorBidi"/>
+        <w:rFonts/>
         <w:b/>
         <w:bCs/>
       </w:rPr>
@@ -3533,14 +3373,14 @@
     </w:tblStylePr>
     <w:tblStylePr w:type="firstCol">
       <w:rPr>
-        <w:rFonts w:asciiTheme="majorHAnsi" w:eastAsiaTheme="majorEastAsia" w:hAnsiTheme="majorHAnsi" w:cstheme="majorBidi"/>
+        <w:rFonts/>
         <w:b/>
         <w:bCs/>
       </w:rPr>
     </w:tblStylePr>
     <w:tblStylePr w:type="lastCol">
       <w:rPr>
-        <w:rFonts w:asciiTheme="majorHAnsi" w:eastAsiaTheme="majorEastAsia" w:hAnsiTheme="majorHAnsi" w:cstheme="majorBidi"/>
+        <w:rFonts/>
         <w:b/>
         <w:bCs/>
       </w:rPr>
@@ -3624,7 +3464,7 @@
         <w:spacing w:before="0" w:after="0" w:line="240" w:lineRule="auto"/>
       </w:pPr>
       <w:rPr>
-        <w:rFonts w:asciiTheme="majorHAnsi" w:eastAsiaTheme="majorEastAsia" w:hAnsiTheme="majorHAnsi" w:cstheme="majorBidi"/>
+        <w:rFonts/>
         <w:b/>
         <w:bCs/>
       </w:rPr>
@@ -3645,7 +3485,7 @@
         <w:spacing w:before="0" w:after="0" w:line="240" w:lineRule="auto"/>
       </w:pPr>
       <w:rPr>
-        <w:rFonts w:asciiTheme="majorHAnsi" w:eastAsiaTheme="majorEastAsia" w:hAnsiTheme="majorHAnsi" w:cstheme="majorBidi"/>
+        <w:rFonts/>
         <w:b/>
         <w:bCs/>
       </w:rPr>
@@ -3663,14 +3503,14 @@
     </w:tblStylePr>
     <w:tblStylePr w:type="firstCol">
       <w:rPr>
-        <w:rFonts w:asciiTheme="majorHAnsi" w:eastAsiaTheme="majorEastAsia" w:hAnsiTheme="majorHAnsi" w:cstheme="majorBidi"/>
+        <w:rFonts/>
         <w:b/>
         <w:bCs/>
       </w:rPr>
     </w:tblStylePr>
     <w:tblStylePr w:type="lastCol">
       <w:rPr>
-        <w:rFonts w:asciiTheme="majorHAnsi" w:eastAsiaTheme="majorEastAsia" w:hAnsiTheme="majorHAnsi" w:cstheme="majorBidi"/>
+        <w:rFonts/>
         <w:b/>
         <w:bCs/>
       </w:rPr>
@@ -3754,7 +3594,7 @@
         <w:spacing w:before="0" w:after="0" w:line="240" w:lineRule="auto"/>
       </w:pPr>
       <w:rPr>
-        <w:rFonts w:asciiTheme="majorHAnsi" w:eastAsiaTheme="majorEastAsia" w:hAnsiTheme="majorHAnsi" w:cstheme="majorBidi"/>
+        <w:rFonts/>
         <w:b/>
         <w:bCs/>
       </w:rPr>
@@ -3775,7 +3615,7 @@
         <w:spacing w:before="0" w:after="0" w:line="240" w:lineRule="auto"/>
       </w:pPr>
       <w:rPr>
-        <w:rFonts w:asciiTheme="majorHAnsi" w:eastAsiaTheme="majorEastAsia" w:hAnsiTheme="majorHAnsi" w:cstheme="majorBidi"/>
+        <w:rFonts/>
         <w:b/>
         <w:bCs/>
       </w:rPr>
@@ -3793,14 +3633,14 @@
     </w:tblStylePr>
     <w:tblStylePr w:type="firstCol">
       <w:rPr>
-        <w:rFonts w:asciiTheme="majorHAnsi" w:eastAsiaTheme="majorEastAsia" w:hAnsiTheme="majorHAnsi" w:cstheme="majorBidi"/>
+        <w:rFonts/>
         <w:b/>
         <w:bCs/>
       </w:rPr>
     </w:tblStylePr>
     <w:tblStylePr w:type="lastCol">
       <w:rPr>
-        <w:rFonts w:asciiTheme="majorHAnsi" w:eastAsiaTheme="majorEastAsia" w:hAnsiTheme="majorHAnsi" w:cstheme="majorBidi"/>
+        <w:rFonts/>
         <w:b/>
         <w:bCs/>
       </w:rPr>
@@ -3884,7 +3724,7 @@
         <w:spacing w:before="0" w:after="0" w:line="240" w:lineRule="auto"/>
       </w:pPr>
       <w:rPr>
-        <w:rFonts w:asciiTheme="majorHAnsi" w:eastAsiaTheme="majorEastAsia" w:hAnsiTheme="majorHAnsi" w:cstheme="majorBidi"/>
+        <w:rFonts/>
         <w:b/>
         <w:bCs/>
       </w:rPr>
@@ -3905,7 +3745,7 @@
         <w:spacing w:before="0" w:after="0" w:line="240" w:lineRule="auto"/>
       </w:pPr>
       <w:rPr>
-        <w:rFonts w:asciiTheme="majorHAnsi" w:eastAsiaTheme="majorEastAsia" w:hAnsiTheme="majorHAnsi" w:cstheme="majorBidi"/>
+        <w:rFonts/>
         <w:b/>
         <w:bCs/>
       </w:rPr>
@@ -3923,14 +3763,14 @@
     </w:tblStylePr>
     <w:tblStylePr w:type="firstCol">
       <w:rPr>
-        <w:rFonts w:asciiTheme="majorHAnsi" w:eastAsiaTheme="majorEastAsia" w:hAnsiTheme="majorHAnsi" w:cstheme="majorBidi"/>
+        <w:rFonts/>
         <w:b/>
         <w:bCs/>
       </w:rPr>
     </w:tblStylePr>
     <w:tblStylePr w:type="lastCol">
       <w:rPr>
-        <w:rFonts w:asciiTheme="majorHAnsi" w:eastAsiaTheme="majorEastAsia" w:hAnsiTheme="majorHAnsi" w:cstheme="majorBidi"/>
+        <w:rFonts/>
         <w:b/>
         <w:bCs/>
       </w:rPr>
@@ -4014,7 +3854,7 @@
         <w:spacing w:before="0" w:after="0" w:line="240" w:lineRule="auto"/>
       </w:pPr>
       <w:rPr>
-        <w:rFonts w:asciiTheme="majorHAnsi" w:eastAsiaTheme="majorEastAsia" w:hAnsiTheme="majorHAnsi" w:cstheme="majorBidi"/>
+        <w:rFonts/>
         <w:b/>
         <w:bCs/>
       </w:rPr>
@@ -4035,7 +3875,7 @@
         <w:spacing w:before="0" w:after="0" w:line="240" w:lineRule="auto"/>
       </w:pPr>
       <w:rPr>
-        <w:rFonts w:asciiTheme="majorHAnsi" w:eastAsiaTheme="majorEastAsia" w:hAnsiTheme="majorHAnsi" w:cstheme="majorBidi"/>
+        <w:rFonts/>
         <w:b/>
         <w:bCs/>
       </w:rPr>
@@ -4053,14 +3893,14 @@
     </w:tblStylePr>
     <w:tblStylePr w:type="firstCol">
       <w:rPr>
-        <w:rFonts w:asciiTheme="majorHAnsi" w:eastAsiaTheme="majorEastAsia" w:hAnsiTheme="majorHAnsi" w:cstheme="majorBidi"/>
+        <w:rFonts/>
         <w:b/>
         <w:bCs/>
       </w:rPr>
     </w:tblStylePr>
     <w:tblStylePr w:type="lastCol">
       <w:rPr>
-        <w:rFonts w:asciiTheme="majorHAnsi" w:eastAsiaTheme="majorEastAsia" w:hAnsiTheme="majorHAnsi" w:cstheme="majorBidi"/>
+        <w:rFonts/>
         <w:b/>
         <w:bCs/>
       </w:rPr>
@@ -5925,7 +5765,7 @@
     </w:tblPr>
     <w:tblStylePr w:type="firstRow">
       <w:rPr>
-        <w:rFonts w:asciiTheme="majorHAnsi" w:eastAsiaTheme="majorEastAsia" w:hAnsiTheme="majorHAnsi" w:cstheme="majorBidi"/>
+        <w:rFonts/>
       </w:rPr>
       <w:tblPr/>
       <w:tcPr>
@@ -6009,7 +5849,7 @@
     </w:tblPr>
     <w:tblStylePr w:type="firstRow">
       <w:rPr>
-        <w:rFonts w:asciiTheme="majorHAnsi" w:eastAsiaTheme="majorEastAsia" w:hAnsiTheme="majorHAnsi" w:cstheme="majorBidi"/>
+        <w:rFonts/>
       </w:rPr>
       <w:tblPr/>
       <w:tcPr>
@@ -6093,7 +5933,7 @@
     </w:tblPr>
     <w:tblStylePr w:type="firstRow">
       <w:rPr>
-        <w:rFonts w:asciiTheme="majorHAnsi" w:eastAsiaTheme="majorEastAsia" w:hAnsiTheme="majorHAnsi" w:cstheme="majorBidi"/>
+        <w:rFonts/>
       </w:rPr>
       <w:tblPr/>
       <w:tcPr>
@@ -6177,7 +6017,7 @@
     </w:tblPr>
     <w:tblStylePr w:type="firstRow">
       <w:rPr>
-        <w:rFonts w:asciiTheme="majorHAnsi" w:eastAsiaTheme="majorEastAsia" w:hAnsiTheme="majorHAnsi" w:cstheme="majorBidi"/>
+        <w:rFonts/>
       </w:rPr>
       <w:tblPr/>
       <w:tcPr>
@@ -6261,7 +6101,7 @@
     </w:tblPr>
     <w:tblStylePr w:type="firstRow">
       <w:rPr>
-        <w:rFonts w:asciiTheme="majorHAnsi" w:eastAsiaTheme="majorEastAsia" w:hAnsiTheme="majorHAnsi" w:cstheme="majorBidi"/>
+        <w:rFonts/>
       </w:rPr>
       <w:tblPr/>
       <w:tcPr>
@@ -6345,7 +6185,7 @@
     </w:tblPr>
     <w:tblStylePr w:type="firstRow">
       <w:rPr>
-        <w:rFonts w:asciiTheme="majorHAnsi" w:eastAsiaTheme="majorEastAsia" w:hAnsiTheme="majorHAnsi" w:cstheme="majorBidi"/>
+        <w:rFonts/>
       </w:rPr>
       <w:tblPr/>
       <w:tcPr>
@@ -6429,7 +6269,7 @@
     </w:tblPr>
     <w:tblStylePr w:type="firstRow">
       <w:rPr>
-        <w:rFonts w:asciiTheme="majorHAnsi" w:eastAsiaTheme="majorEastAsia" w:hAnsiTheme="majorHAnsi" w:cstheme="majorBidi"/>
+        <w:rFonts/>
       </w:rPr>
       <w:tblPr/>
       <w:tcPr>
@@ -6494,7 +6334,7 @@
       <w:spacing w:after="0" w:line="240" w:lineRule="auto"/>
     </w:pPr>
     <w:rPr>
-      <w:rFonts w:asciiTheme="majorHAnsi" w:eastAsiaTheme="majorEastAsia" w:hAnsiTheme="majorHAnsi" w:cstheme="majorBidi"/>
+      <w:rFonts/>
       <w:color w:val="000000" w:themeColor="text1"/>
     </w:rPr>
     <w:tblPr>
@@ -6622,7 +6462,7 @@
       <w:spacing w:after="0" w:line="240" w:lineRule="auto"/>
     </w:pPr>
     <w:rPr>
-      <w:rFonts w:asciiTheme="majorHAnsi" w:eastAsiaTheme="majorEastAsia" w:hAnsiTheme="majorHAnsi" w:cstheme="majorBidi"/>
+      <w:rFonts/>
       <w:color w:val="000000" w:themeColor="text1"/>
     </w:rPr>
     <w:tblPr>
@@ -6750,7 +6590,7 @@
       <w:spacing w:after="0" w:line="240" w:lineRule="auto"/>
     </w:pPr>
     <w:rPr>
-      <w:rFonts w:asciiTheme="majorHAnsi" w:eastAsiaTheme="majorEastAsia" w:hAnsiTheme="majorHAnsi" w:cstheme="majorBidi"/>
+      <w:rFonts/>
       <w:color w:val="000000" w:themeColor="text1"/>
     </w:rPr>
     <w:tblPr>
@@ -6878,7 +6718,7 @@
       <w:spacing w:after="0" w:line="240" w:lineRule="auto"/>
     </w:pPr>
     <w:rPr>
-      <w:rFonts w:asciiTheme="majorHAnsi" w:eastAsiaTheme="majorEastAsia" w:hAnsiTheme="majorHAnsi" w:cstheme="majorBidi"/>
+      <w:rFonts/>
       <w:color w:val="000000" w:themeColor="text1"/>
     </w:rPr>
     <w:tblPr>
@@ -7006,7 +6846,7 @@
       <w:spacing w:after="0" w:line="240" w:lineRule="auto"/>
     </w:pPr>
     <w:rPr>
-      <w:rFonts w:asciiTheme="majorHAnsi" w:eastAsiaTheme="majorEastAsia" w:hAnsiTheme="majorHAnsi" w:cstheme="majorBidi"/>
+      <w:rFonts/>
       <w:color w:val="000000" w:themeColor="text1"/>
     </w:rPr>
     <w:tblPr>
@@ -7134,7 +6974,7 @@
       <w:spacing w:after="0" w:line="240" w:lineRule="auto"/>
     </w:pPr>
     <w:rPr>
-      <w:rFonts w:asciiTheme="majorHAnsi" w:eastAsiaTheme="majorEastAsia" w:hAnsiTheme="majorHAnsi" w:cstheme="majorBidi"/>
+      <w:rFonts/>
       <w:color w:val="000000" w:themeColor="text1"/>
     </w:rPr>
     <w:tblPr>
@@ -7262,7 +7102,7 @@
       <w:spacing w:after="0" w:line="240" w:lineRule="auto"/>
     </w:pPr>
     <w:rPr>
-      <w:rFonts w:asciiTheme="majorHAnsi" w:eastAsiaTheme="majorEastAsia" w:hAnsiTheme="majorHAnsi" w:cstheme="majorBidi"/>
+      <w:rFonts/>
       <w:color w:val="000000" w:themeColor="text1"/>
     </w:rPr>
     <w:tblPr>
@@ -7901,7 +7741,7 @@
       <w:spacing w:after="0" w:line="240" w:lineRule="auto"/>
     </w:pPr>
     <w:rPr>
-      <w:rFonts w:asciiTheme="majorHAnsi" w:eastAsiaTheme="majorEastAsia" w:hAnsiTheme="majorHAnsi" w:cstheme="majorBidi"/>
+      <w:rFonts/>
       <w:color w:val="000000" w:themeColor="text1"/>
     </w:rPr>
     <w:tblPr>
@@ -8026,7 +7866,7 @@
       <w:spacing w:after="0" w:line="240" w:lineRule="auto"/>
     </w:pPr>
     <w:rPr>
-      <w:rFonts w:asciiTheme="majorHAnsi" w:eastAsiaTheme="majorEastAsia" w:hAnsiTheme="majorHAnsi" w:cstheme="majorBidi"/>
+      <w:rFonts/>
       <w:color w:val="000000" w:themeColor="text1"/>
     </w:rPr>
     <w:tblPr>
@@ -8151,7 +7991,7 @@
       <w:spacing w:after="0" w:line="240" w:lineRule="auto"/>
     </w:pPr>
     <w:rPr>
-      <w:rFonts w:asciiTheme="majorHAnsi" w:eastAsiaTheme="majorEastAsia" w:hAnsiTheme="majorHAnsi" w:cstheme="majorBidi"/>
+      <w:rFonts/>
       <w:color w:val="000000" w:themeColor="text1"/>
     </w:rPr>
     <w:tblPr>
@@ -8276,7 +8116,7 @@
       <w:spacing w:after="0" w:line="240" w:lineRule="auto"/>
     </w:pPr>
     <w:rPr>
-      <w:rFonts w:asciiTheme="majorHAnsi" w:eastAsiaTheme="majorEastAsia" w:hAnsiTheme="majorHAnsi" w:cstheme="majorBidi"/>
+      <w:rFonts/>
       <w:color w:val="000000" w:themeColor="text1"/>
     </w:rPr>
     <w:tblPr>
@@ -8401,7 +8241,7 @@
       <w:spacing w:after="0" w:line="240" w:lineRule="auto"/>
     </w:pPr>
     <w:rPr>
-      <w:rFonts w:asciiTheme="majorHAnsi" w:eastAsiaTheme="majorEastAsia" w:hAnsiTheme="majorHAnsi" w:cstheme="majorBidi"/>
+      <w:rFonts/>
       <w:color w:val="000000" w:themeColor="text1"/>
     </w:rPr>
     <w:tblPr>
@@ -8526,7 +8366,7 @@
       <w:spacing w:after="0" w:line="240" w:lineRule="auto"/>
     </w:pPr>
     <w:rPr>
-      <w:rFonts w:asciiTheme="majorHAnsi" w:eastAsiaTheme="majorEastAsia" w:hAnsiTheme="majorHAnsi" w:cstheme="majorBidi"/>
+      <w:rFonts/>
       <w:color w:val="000000" w:themeColor="text1"/>
     </w:rPr>
     <w:tblPr>
@@ -8651,7 +8491,7 @@
       <w:spacing w:after="0" w:line="240" w:lineRule="auto"/>
     </w:pPr>
     <w:rPr>
-      <w:rFonts w:asciiTheme="majorHAnsi" w:eastAsiaTheme="majorEastAsia" w:hAnsiTheme="majorHAnsi" w:cstheme="majorBidi"/>
+      <w:rFonts/>
       <w:color w:val="000000" w:themeColor="text1"/>
     </w:rPr>
     <w:tblPr>
